--- a/documents/49-clearhaven-audit-trail-requirements.docx
+++ b/documents/49-clearhaven-audit-trail-requirements.docx
@@ -11524,7 +11524,7 @@
         <w:pStyle w:val="Heading1"/>
       </w:pPr>
       <w:r>
-        <w:t>Working remainder for CLH-REQ-2022-033</w:t>
+        <w:t>Open work after November 17, 2022</w:t>
       </w:r>
     </w:p>
     <w:p>
@@ -11538,7 +11538,7 @@
           <w:color w:val="222222"/>
           <w:sz w:val="24"/>
         </w:rPr>
-        <w:t>The front of Audit trail for break changes: who, when, before/after, ticket id is the document. This remainder is the leftover a colleague still trips on: named people, named boxes, named tickets, and the work I still owe after November 17, 2022. It is not a second log and it is not a stack of exhibits with the same stub. If a paragraph fights the decision in the front, strike the paragraph.</w:t>
+        <w:t>What follows is leftover work from Audit trail for break changes: who, when, before/after, ticket id: named people, named boxes, named tickets, and the items I still owe. If a paragraph fights the decision in the front of CLH-REQ-2022-033, strike the paragraph.</w:t>
       </w:r>
     </w:p>
     <w:p>
@@ -11692,7 +11692,7 @@
           <w:color w:val="222222"/>
           <w:sz w:val="24"/>
         </w:rPr>
-        <w:t>I will not put the freeze clock versus a 'small apply' on a wiki that drifts. CLH-TDD-2022-021 and this file are the record. If Priya Nair needs a diagram, they get a permalink, not a photo of a whiteboard. ops-bastion-01.internal stays out of the diagram title. If a new engineer asks where the leftover lives, I point here. I do not point at a Slack pin from November 17, 2022. Client Clearhaven.</w:t>
+        <w:t>I will not put the freeze clock versus a 'small apply' on a wiki that drifts. CLH-TDD-2022-021 and this file are the record. If Priya Nair needs a diagram, they get a permalink, not a photo of a whiteboard. ops-bastion-01.internal stays out of the diagram title. If a new engineer asks where the leftover lives, I point here. I do not point at a Slack pin from November 17, 2022.</w:t>
       </w:r>
     </w:p>
     <w:p>
@@ -14036,7 +14036,7 @@
           <w:color w:val="222222"/>
           <w:sz w:val="24"/>
         </w:rPr>
-        <w:t>People who were absent still get a usable remainder, not a transcript. Copy Rahul gets the decision, the refuse, and the date. They do not get a reconstruction of who raised their voice. If they object, they object on CLH-TDD-2022-021. Client Clearhaven. Author Aman Kumar.</w:t>
+        <w:t>People who were absent still get a usable remainder, not a transcript. Copy Rahul gets the decision, the refuse, and the date. They do not get a reconstruction of who raised their voice. If they object, they object on CLH-TDD-2022-021.</w:t>
       </w:r>
     </w:p>
     <w:p>
@@ -15081,7 +15081,7 @@
           <w:color w:val="222222"/>
           <w:sz w:val="24"/>
         </w:rPr>
-        <w:t>If you are implementing, keep the rejected alternative dead. If you are on-call, start read-only. If you are Priya Nair, the ask is unchanged: pick the path in the main body or send it back with a named objection. Sample I would still defend: 446 rows, 14 minutes, freeze respected. Strike this remainder if it ever fights the decision callout. Author Aman Kumar. Client Clearhaven.</w:t>
+        <w:t>If you are implementing, keep the rejected alternative dead. If you are on-call, start read-only. If you are Priya Nair, the ask is unchanged: pick the path in the main body or send it back with a named objection. Sample I would still defend: 446 rows, 14 minutes, freeze respected. Strike this section if it ever fights the decision callout.</w:t>
       </w:r>
     </w:p>
     <w:p>
@@ -15095,7 +15095,7 @@
           <w:color w:val="222222"/>
           <w:sz w:val="24"/>
         </w:rPr>
-        <w:t>This heading is the reopen rule, not a promise that nothing follows. If we still need words after the bank, they are named leftovers, not another copy of the same stub. partial fill with the banner on is done as a heading when Aman Kumar closes CLH-TDD-2022-021 or writes a new date.</w:t>
+        <w:t>This heading is the reopen rule. partial fill with the banner on is done when Aman Kumar closes CLH-TDD-2022-021 or writes a new date.</w:t>
       </w:r>
     </w:p>
     <w:p>
@@ -16247,7 +16247,7 @@
           <w:color w:val="222222"/>
           <w:sz w:val="24"/>
         </w:rPr>
-        <w:t>I am out of new section shapes. What follows is leftover owners and tickets already in this file, written so a colleague can act. I will not invent another exhibit format to fill a page budget.</w:t>
+        <w:t>Owners and tickets still attached to CLH-REQ-2022-033, written so a colleague can act without hunting Slack. Close is a decision, a refuse, or a new date.</w:t>
       </w:r>
     </w:p>
     <w:p>
@@ -16261,7 +16261,7 @@
           <w:color w:val="222222"/>
           <w:sz w:val="24"/>
         </w:rPr>
-        <w:t>CLH-TDD-2022-021 still sits with Priya Nair. Host ops-bastion-01.internal. Due November 28, 2022 unless they write a new date. Close is a decision, a refuse, or that date. I will not accept a status dump. Front-matter number I am not re-arguing: 30. If this leftover is done, Priya Nair marks CLH-TDD-2022-021 done. Aman Kumar will not keep a shadow list. Client Clearhaven.</w:t>
+        <w:t>CLH-TDD-2022-021 still sits with Priya Nair. Host ops-bastion-01.internal. Due November 28, 2022 unless they write a new date. Close is a decision, a refuse, or that date. I will not accept a status dump. Front-matter number I am not re-arguing: 30. If this leftover is done, Priya Nair marks CLH-TDD-2022-021 done. Aman Kumar will not keep a shadow list.</w:t>
       </w:r>
     </w:p>
     <w:p>
@@ -16359,7 +16359,7 @@
           <w:color w:val="222222"/>
           <w:sz w:val="24"/>
         </w:rPr>
-        <w:t>Stop leftover: CLH-TDD-2022-021 is not a twin of CLH-TDD-2022-021. Keep one thread. Clearhaven Okta on ops-bastion-01.internal. If this paragraph fights the front of CLH-REQ-2022-033, strike it. Due December 12, 2022. Client Clearhaven.</w:t>
+        <w:t>Stop leftover: CLH-TDD-2022-021 is not a twin of CLH-TDD-2022-021. Keep one thread. Clearhaven Okta on ops-bastion-01.internal. If this paragraph fights the front of CLH-REQ-2022-033, strike it. Due December 12, 2022.</w:t>
       </w:r>
     </w:p>
     <w:p>
@@ -16373,7 +16373,7 @@
           <w:color w:val="222222"/>
           <w:sz w:val="24"/>
         </w:rPr>
-        <w:t>CLH-TDD-2022-021 still sits with Helen Cho. Host ops-bastion-01.internal. Due December 14, 2022 unless they write a new date. Close is a decision, a refuse, or that date. I will not accept a status dump. Front-matter number I am not re-arguing: 6.4. If this leftover is done, Helen Cho marks CLH-TDD-2022-021 done. Aman Kumar will not keep a shadow list. Client Clearhaven.</w:t>
+        <w:t>CLH-TDD-2022-021 still sits with Helen Cho. Host ops-bastion-01.internal. Due December 14, 2022 unless they write a new date. Close is a decision, a refuse, or that date. I will not accept a status dump. Front-matter number I am not re-arguing: 6.4. If this leftover is done, Helen Cho marks CLH-TDD-2022-021 done. Aman Kumar will not keep a shadow list.</w:t>
       </w:r>
     </w:p>
     <w:p>
